--- a/教育见习（师范）/2024级教育见习课程计划.docx
+++ b/教育见习（师范）/2024级教育见习课程计划.docx
@@ -1,6 +1,6 @@
 
 <file path=word/document.xml><?xml version="1.0" encoding="utf-8"?>
-<w:document xmlns:wpc="http://schemas.microsoft.com/office/word/2010/wordprocessingCanvas" xmlns:mc="http://schemas.openxmlformats.org/markup-compatibility/2006" xmlns:o="urn:schemas-microsoft-com:office:office" xmlns:r="http://schemas.openxmlformats.org/officeDocument/2006/relationships" xmlns:m="http://schemas.openxmlformats.org/officeDocument/2006/math" xmlns:v="urn:schemas-microsoft-com:vml" xmlns:wp14="http://schemas.microsoft.com/office/word/2010/wordprocessingDrawing" xmlns:wp="http://schemas.openxmlformats.org/drawingml/2006/wordprocessingDrawing" xmlns:w="http://schemas.openxmlformats.org/wordprocessingml/2006/main" xmlns:w14="http://schemas.microsoft.com/office/word/2010/wordml" xmlns:w10="urn:schemas-microsoft-com:office:word" xmlns:w15="http://schemas.microsoft.com/office/word/2012/wordml" xmlns:wpg="http://schemas.microsoft.com/office/word/2010/wordprocessingGroup" xmlns:wpi="http://schemas.microsoft.com/office/word/2010/wordprocessingInk" xmlns:wne="http://schemas.microsoft.com/office/word/2006/wordml" xmlns:wps="http://schemas.microsoft.com/office/word/2010/wordprocessingShape" xmlns:wpsCustomData="http://www.wps.cn/officeDocument/2013/wpsCustomData" mc:Ignorable="w14 w15 wp14">
+<w:document xmlns:wpc="http://schemas.microsoft.com/office/word/2010/wordprocessingCanvas" xmlns:cx="http://schemas.microsoft.com/office/drawing/2014/chartex" xmlns:cx1="http://schemas.microsoft.com/office/drawing/2015/9/8/chartex" xmlns:cx2="http://schemas.microsoft.com/office/drawing/2015/10/21/chartex" xmlns:cx3="http://schemas.microsoft.com/office/drawing/2016/5/9/chartex" xmlns:cx4="http://schemas.microsoft.com/office/drawing/2016/5/10/chartex" xmlns:cx5="http://schemas.microsoft.com/office/drawing/2016/5/11/chartex" xmlns:cx6="http://schemas.microsoft.com/office/drawing/2016/5/12/chartex" xmlns:cx7="http://schemas.microsoft.com/office/drawing/2016/5/13/chartex" xmlns:cx8="http://schemas.microsoft.com/office/drawing/2016/5/14/chartex" xmlns:mc="http://schemas.openxmlformats.org/markup-compatibility/2006" xmlns:o="urn:schemas-microsoft-com:office:office" xmlns:r="http://schemas.openxmlformats.org/officeDocument/2006/relationships" xmlns:m="http://schemas.openxmlformats.org/officeDocument/2006/math" xmlns:v="urn:schemas-microsoft-com:vml" xmlns:wp14="http://schemas.microsoft.com/office/word/2010/wordprocessingDrawing" xmlns:wp="http://schemas.openxmlformats.org/drawingml/2006/wordprocessingDrawing" xmlns:w="http://schemas.openxmlformats.org/wordprocessingml/2006/main" xmlns:w14="http://schemas.microsoft.com/office/word/2010/wordml" xmlns:w10="urn:schemas-microsoft-com:office:word" xmlns:w15="http://schemas.microsoft.com/office/word/2012/wordml" xmlns:wpg="http://schemas.microsoft.com/office/word/2010/wordprocessingGroup" xmlns:wpi="http://schemas.microsoft.com/office/word/2010/wordprocessingInk" xmlns:wne="http://schemas.microsoft.com/office/word/2006/wordml" xmlns:wps="http://schemas.microsoft.com/office/word/2010/wordprocessingShape" xmlns:wpsCustomData="http://www.wps.cn/officeDocument/2013/wpsCustomData" mc:Ignorable="w14 w15 wp14">
   <w:body>
     <w:p>
       <w:pPr>
@@ -195,7 +195,7 @@
           <w:sz w:val="24"/>
           <w:lang w:val="en-US" w:eastAsia="zh-CN"/>
         </w:rPr>
-        <w:t>109012024086</w:t>
+        <w:t>10901XXXXXXX</w:t>
       </w:r>
     </w:p>
     <w:p>
@@ -220,7 +220,7 @@
           <w:sz w:val="24"/>
           <w:lang w:val="en-US" w:eastAsia="zh-CN"/>
         </w:rPr>
-        <w:t>林芷墨</w:t>
+        <w:t>XXX</w:t>
       </w:r>
     </w:p>
     <w:p/>
@@ -276,10 +276,10 @@
         </w:tblCellMar>
       </w:tblPr>
       <w:tblGrid>
-        <w:gridCol w:w="1664"/>
-        <w:gridCol w:w="3091"/>
-        <w:gridCol w:w="1403"/>
-        <w:gridCol w:w="3378"/>
+        <w:gridCol w:w="1590"/>
+        <w:gridCol w:w="3136"/>
+        <w:gridCol w:w="1340"/>
+        <w:gridCol w:w="3470"/>
       </w:tblGrid>
       <w:tr>
         <w:tblPrEx>
@@ -353,7 +353,7 @@
                 <w:szCs w:val="20"/>
                 <w:lang w:val="en-US" w:eastAsia="zh-CN"/>
               </w:rPr>
-              <w:t>林芷墨</w:t>
+              <w:t>XXX</w:t>
             </w:r>
           </w:p>
         </w:tc>
@@ -409,7 +409,7 @@
                 <w:szCs w:val="20"/>
                 <w:lang w:val="en-US" w:eastAsia="zh-CN"/>
               </w:rPr>
-              <w:t>109012024086</w:t>
+              <w:t>10901XXXXXXX</w:t>
             </w:r>
           </w:p>
         </w:tc>
@@ -792,7 +792,6 @@
                 <w:lang w:val="en-US" w:eastAsia="zh-CN"/>
               </w:rPr>
             </w:pPr>
-            <w:bookmarkStart w:id="0" w:name="_GoBack"/>
             <w:r>
               <w:rPr>
                 <w:rFonts w:hint="default"/>
@@ -836,7 +835,6 @@
                 </wp:inline>
               </w:drawing>
             </w:r>
-            <w:bookmarkEnd w:id="0"/>
           </w:p>
           <w:p>
             <w:pPr>
@@ -1576,6 +1574,7 @@
           <w:p>
             <w:pPr>
               <w:numPr>
+                <w:ilvl w:val="0"/>
                 <w:numId w:val="0"/>
               </w:numPr>
               <w:jc w:val="left"/>
@@ -1595,6 +1594,7 @@
           <w:p>
             <w:pPr>
               <w:numPr>
+                <w:ilvl w:val="0"/>
                 <w:numId w:val="0"/>
               </w:numPr>
               <w:jc w:val="left"/>
@@ -1614,6 +1614,7 @@
           <w:p>
             <w:pPr>
               <w:numPr>
+                <w:ilvl w:val="0"/>
                 <w:numId w:val="0"/>
               </w:numPr>
               <w:jc w:val="left"/>
@@ -1633,6 +1634,7 @@
           <w:p>
             <w:pPr>
               <w:numPr>
+                <w:ilvl w:val="0"/>
                 <w:numId w:val="0"/>
               </w:numPr>
               <w:jc w:val="left"/>
@@ -1665,6 +1667,7 @@
           <w:p>
             <w:pPr>
               <w:numPr>
+                <w:ilvl w:val="0"/>
                 <w:numId w:val="0"/>
               </w:numPr>
               <w:jc w:val="left"/>
@@ -1690,6 +1693,7 @@
           <w:p>
             <w:pPr>
               <w:numPr>
+                <w:ilvl w:val="0"/>
                 <w:numId w:val="0"/>
               </w:numPr>
               <w:jc w:val="left"/>
@@ -2454,7 +2458,7 @@
                 <w:szCs w:val="20"/>
                 <w:lang w:val="en-US" w:eastAsia="zh-CN"/>
               </w:rPr>
-              <w:t>林芷墨</w:t>
+              <w:t>XXX</w:t>
             </w:r>
           </w:p>
         </w:tc>
@@ -2510,7 +2514,7 @@
                 <w:szCs w:val="20"/>
                 <w:lang w:val="en-US" w:eastAsia="zh-CN"/>
               </w:rPr>
-              <w:t>109012024086</w:t>
+              <w:t>10901XXXXXXX</w:t>
             </w:r>
           </w:p>
         </w:tc>
@@ -2852,7 +2856,7 @@
                 <w:szCs w:val="20"/>
                 <w:lang w:val="en-US" w:eastAsia="zh-CN"/>
               </w:rPr>
-              <w:t>林芷墨</w:t>
+              <w:t>XXX</w:t>
             </w:r>
           </w:p>
         </w:tc>
@@ -2908,7 +2912,7 @@
                 <w:szCs w:val="20"/>
                 <w:lang w:val="en-US" w:eastAsia="zh-CN"/>
               </w:rPr>
-              <w:t>109012024086</w:t>
+              <w:t>10901XXXXXXX</w:t>
             </w:r>
           </w:p>
         </w:tc>
@@ -3250,7 +3254,7 @@
                 <w:szCs w:val="20"/>
                 <w:lang w:val="en-US" w:eastAsia="zh-CN"/>
               </w:rPr>
-              <w:t>林芷墨</w:t>
+              <w:t>XXX</w:t>
             </w:r>
           </w:p>
         </w:tc>
@@ -3306,7 +3310,7 @@
                 <w:szCs w:val="20"/>
                 <w:lang w:val="en-US" w:eastAsia="zh-CN"/>
               </w:rPr>
-              <w:t>109012024086</w:t>
+              <w:t>10901XXXXXXX</w:t>
             </w:r>
           </w:p>
         </w:tc>
@@ -3648,7 +3652,7 @@
                 <w:szCs w:val="20"/>
                 <w:lang w:val="en-US" w:eastAsia="zh-CN"/>
               </w:rPr>
-              <w:t>林芷墨</w:t>
+              <w:t>XXX</w:t>
             </w:r>
           </w:p>
         </w:tc>
@@ -3704,7 +3708,7 @@
                 <w:szCs w:val="20"/>
                 <w:lang w:val="en-US" w:eastAsia="zh-CN"/>
               </w:rPr>
-              <w:t>109012024086</w:t>
+              <w:t>10901XXXXXXX</w:t>
             </w:r>
           </w:p>
         </w:tc>
@@ -3918,7 +3922,18 @@
                 <w:sz w:val="20"/>
                 <w:szCs w:val="20"/>
               </w:rPr>
-              <w:t>（见习感悟内容应包含师德感悟、教学感悟、育人感悟和见习反思等方面内容，字数不少于</w:t>
+              <w:t>（见习感悟内容应包含师德感悟、教学感悟、育人感悟和见习反思等方面</w:t>
+            </w:r>
+            <w:bookmarkStart w:id="0" w:name="_GoBack"/>
+            <w:bookmarkEnd w:id="0"/>
+            <w:r>
+              <w:rPr>
+                <w:rFonts w:hint="eastAsia" w:ascii="Times New Roman" w:hAnsi="Times New Roman" w:eastAsia="宋体" w:cs="Times New Roman"/>
+                <w:kern w:val="0"/>
+                <w:sz w:val="20"/>
+                <w:szCs w:val="20"/>
+              </w:rPr>
+              <w:t>内容，字数不少于</w:t>
             </w:r>
             <w:r>
               <w:rPr>
